--- a/documents/strategic_direction_and_roadmaps/product_vision_qc.docx
+++ b/documents/strategic_direction_and_roadmaps/product_vision_qc.docx
@@ -311,7 +311,19 @@
         <w:rPr>
           <w:rFonts w:ascii="Calibri" w:hAnsi="Calibri"/>
         </w:rPr>
-        <w:t xml:space="preserve">  —  Not started</w:t>
+        <w:t xml:space="preserve">  —  </w:t>
+      </w:r>
+      <w:r>
+        <w:rPr>
+          <w:rFonts w:ascii="Calibri" w:hAnsi="Calibri"/>
+        </w:rPr>
+        <w:t>S</w:t>
+      </w:r>
+      <w:r>
+        <w:rPr>
+          <w:rFonts w:ascii="Calibri" w:hAnsi="Calibri"/>
+        </w:rPr>
+        <w:t>tarted</w:t>
       </w:r>
     </w:p>
     <w:p>
@@ -904,11 +916,7 @@
       </w:pPr>
       <w:r>
         <w:rPr/>
-        <w:t xml:space="preserve">Pricing per tier? </w:t>
-      </w:r>
-      <w:r>
-        <w:rPr/>
-        <w:t>20, 35, 50 (+15)</w:t>
+        <w:t>Pricing per tier? 20, 35, 50 (+15)</w:t>
       </w:r>
     </w:p>
     <w:p>
@@ -1013,8 +1021,8 @@
         </w:tblCellMar>
       </w:tblPr>
       <w:tblGrid>
-        <w:gridCol w:w="1618"/>
-        <w:gridCol w:w="2387"/>
+        <w:gridCol w:w="1617"/>
+        <w:gridCol w:w="2388"/>
         <w:gridCol w:w="2490"/>
         <w:gridCol w:w="3510"/>
       </w:tblGrid>
@@ -1024,7 +1032,7 @@
         </w:trPr>
         <w:tc>
           <w:tcPr>
-            <w:tcW w:w="1618" w:type="dxa"/>
+            <w:tcW w:w="1617" w:type="dxa"/>
             <w:tcBorders/>
             <w:vAlign w:val="center"/>
           </w:tcPr>
@@ -1047,7 +1055,7 @@
         </w:tc>
         <w:tc>
           <w:tcPr>
-            <w:tcW w:w="2387" w:type="dxa"/>
+            <w:tcW w:w="2388" w:type="dxa"/>
             <w:tcBorders/>
             <w:vAlign w:val="center"/>
           </w:tcPr>
@@ -1109,7 +1117,7 @@
         </w:trPr>
         <w:tc>
           <w:tcPr>
-            <w:tcW w:w="1618" w:type="dxa"/>
+            <w:tcW w:w="1617" w:type="dxa"/>
             <w:tcBorders/>
             <w:vAlign w:val="center"/>
           </w:tcPr>
@@ -1133,7 +1141,7 @@
         </w:tc>
         <w:tc>
           <w:tcPr>
-            <w:tcW w:w="2387" w:type="dxa"/>
+            <w:tcW w:w="2388" w:type="dxa"/>
             <w:tcBorders/>
             <w:vAlign w:val="center"/>
           </w:tcPr>
@@ -1210,7 +1218,7 @@
         </w:trPr>
         <w:tc>
           <w:tcPr>
-            <w:tcW w:w="1618" w:type="dxa"/>
+            <w:tcW w:w="1617" w:type="dxa"/>
             <w:tcBorders/>
             <w:vAlign w:val="center"/>
           </w:tcPr>
@@ -1234,7 +1242,7 @@
         </w:tc>
         <w:tc>
           <w:tcPr>
-            <w:tcW w:w="2387" w:type="dxa"/>
+            <w:tcW w:w="2388" w:type="dxa"/>
             <w:tcBorders/>
             <w:vAlign w:val="center"/>
           </w:tcPr>
@@ -1311,7 +1319,7 @@
         </w:trPr>
         <w:tc>
           <w:tcPr>
-            <w:tcW w:w="1618" w:type="dxa"/>
+            <w:tcW w:w="1617" w:type="dxa"/>
             <w:tcBorders/>
             <w:vAlign w:val="center"/>
           </w:tcPr>
@@ -1335,7 +1343,7 @@
         </w:tc>
         <w:tc>
           <w:tcPr>
-            <w:tcW w:w="2387" w:type="dxa"/>
+            <w:tcW w:w="2388" w:type="dxa"/>
             <w:tcBorders/>
             <w:vAlign w:val="center"/>
           </w:tcPr>
@@ -1412,7 +1420,7 @@
         </w:trPr>
         <w:tc>
           <w:tcPr>
-            <w:tcW w:w="1618" w:type="dxa"/>
+            <w:tcW w:w="1617" w:type="dxa"/>
             <w:tcBorders/>
             <w:vAlign w:val="center"/>
           </w:tcPr>
@@ -1436,7 +1444,7 @@
         </w:tc>
         <w:tc>
           <w:tcPr>
-            <w:tcW w:w="2387" w:type="dxa"/>
+            <w:tcW w:w="2388" w:type="dxa"/>
             <w:tcBorders/>
             <w:vAlign w:val="center"/>
           </w:tcPr>
@@ -1511,7 +1519,7 @@
         <w:trPr/>
         <w:tc>
           <w:tcPr>
-            <w:tcW w:w="1618" w:type="dxa"/>
+            <w:tcW w:w="1617" w:type="dxa"/>
             <w:tcBorders/>
             <w:vAlign w:val="center"/>
           </w:tcPr>
@@ -1535,7 +1543,7 @@
         </w:tc>
         <w:tc>
           <w:tcPr>
-            <w:tcW w:w="2387" w:type="dxa"/>
+            <w:tcW w:w="2388" w:type="dxa"/>
             <w:tcBorders/>
             <w:vAlign w:val="center"/>
           </w:tcPr>
@@ -2164,8 +2172,8 @@
       <w:u w:val="single"/>
     </w:rPr>
   </w:style>
-  <w:style w:type="character" w:styleId="FootnoteCharacters">
-    <w:name w:val="Footnote Characters"/>
+  <w:style w:type="character" w:styleId="FootnoteCharactersuser">
+    <w:name w:val="Footnote Characters (user)"/>
     <w:uiPriority w:val="99"/>
     <w:semiHidden/>
     <w:unhideWhenUsed/>
@@ -2174,8 +2182,8 @@
       <w:vertAlign w:val="superscript"/>
     </w:rPr>
   </w:style>
-  <w:style w:type="character" w:styleId="FootnoteCharactersuser">
-    <w:name w:val="Footnote Characters (user)"/>
+  <w:style w:type="character" w:styleId="FootnoteCharacters">
+    <w:name w:val="Footnote Characters"/>
     <w:qFormat/>
     <w:rPr>
       <w:vertAlign w:val="superscript"/>
@@ -2199,8 +2207,8 @@
       <w:szCs w:val="20"/>
     </w:rPr>
   </w:style>
-  <w:style w:type="character" w:styleId="EndnoteCharacters">
-    <w:name w:val="Endnote Characters"/>
+  <w:style w:type="character" w:styleId="EndnoteCharactersuser">
+    <w:name w:val="Endnote Characters (user)"/>
     <w:uiPriority w:val="99"/>
     <w:semiHidden/>
     <w:unhideWhenUsed/>
@@ -2209,8 +2217,8 @@
       <w:vertAlign w:val="superscript"/>
     </w:rPr>
   </w:style>
-  <w:style w:type="character" w:styleId="EndnoteCharactersuser">
-    <w:name w:val="Endnote Characters (user)"/>
+  <w:style w:type="character" w:styleId="EndnoteCharacters">
+    <w:name w:val="Endnote Characters"/>
     <w:qFormat/>
     <w:rPr>
       <w:vertAlign w:val="superscript"/>
